--- a/downloads/ivan-mikryukov-cv-ru.docx
+++ b/downloads/ivan-mikryukov-cv-ru.docx
@@ -2,7 +2,7 @@
 <file path=word/document.xml><?xml version="1.0" encoding="utf-8"?>
 <w:document xmlns:w="http://schemas.openxmlformats.org/wordprocessingml/2006/main" xmlns:m="http://schemas.openxmlformats.org/officeDocument/2006/math" xmlns:r="http://schemas.openxmlformats.org/officeDocument/2006/relationships" xmlns:o="urn:schemas-microsoft-com:office:office" xmlns:v="urn:schemas-microsoft-com:vml" xmlns:w10="urn:schemas-microsoft-com:office:word" xmlns:a="http://schemas.openxmlformats.org/drawingml/2006/main" xmlns:pic="http://schemas.openxmlformats.org/drawingml/2006/picture" xmlns:wp="http://schemas.openxmlformats.org/drawingml/2006/wordprocessingDrawing">
   <w:body>
-    <w:bookmarkStart w:id="22" w:name="иван-микрюков"/>
+    <w:bookmarkStart w:id="20" w:name="иван-микрюков"/>
     <w:p>
       <w:pPr>
         <w:pStyle w:val="Heading1"/>
@@ -16,7 +16,7 @@
         <w:pStyle w:val="FirstParagraph"/>
       </w:pPr>
       <w:r>
-        <w:t xml:space="preserve">Продюсер, видеограф, монтажёр. Ищу стажировку или работу в медиапроизводстве.</w:t>
+        <w:t xml:space="preserve">Продюсер, видеограф, монтажёр</w:t>
       </w:r>
     </w:p>
     <w:p>
@@ -53,9 +53,6 @@
           <w:t xml:space="preserve">@mikryuk</w:t>
         </w:r>
       </w:hyperlink>
-      <w:r>
-        <w:t xml:space="preserve">, в профиле — канал «МИКРЮКОВ» со всеми работами</w:t>
-      </w:r>
     </w:p>
     <w:p>
       <w:pPr>
@@ -80,13 +77,13 @@
         </w:r>
       </w:hyperlink>
     </w:p>
-    <w:bookmarkStart w:id="11" w:name="о-себе"/>
+    <w:bookmarkStart w:id="11" w:name="цель"/>
     <w:p>
       <w:pPr>
         <w:pStyle w:val="Heading2"/>
       </w:pPr>
       <w:r>
-        <w:t xml:space="preserve">О себе</w:t>
+        <w:t xml:space="preserve">Цель</w:t>
       </w:r>
     </w:p>
     <w:p>
@@ -94,87 +91,7 @@
         <w:pStyle w:val="FirstParagraph"/>
       </w:pPr>
       <w:r>
-        <w:t xml:space="preserve">Студент 2 курса РЭУ им. Г. В. Плеханова, программа «Медиакоммуникации», направление «Продюсирование в кино и медиа». Развиваюсь в продюсировании, видеосъёмке и монтаже.</w:t>
-      </w:r>
-    </w:p>
-    <w:p>
-      <w:pPr>
-        <w:pStyle w:val="BodyText"/>
-      </w:pPr>
-      <w:r>
-        <w:t xml:space="preserve">Работал с частными клиентами, спортсменами, блогерами и коммерческими проектами. Веду проект от идеи до готового результата:</w:t>
-      </w:r>
-    </w:p>
-    <w:p>
-      <w:pPr>
-        <w:pStyle w:val="Compact"/>
-        <w:numPr>
-          <w:ilvl w:val="0"/>
-          <w:numId w:val="1002"/>
-        </w:numPr>
-      </w:pPr>
-      <w:r>
-        <w:t xml:space="preserve">обсуждаю задачу с заказчиком;</w:t>
-      </w:r>
-    </w:p>
-    <w:p>
-      <w:pPr>
-        <w:pStyle w:val="Compact"/>
-        <w:numPr>
-          <w:ilvl w:val="0"/>
-          <w:numId w:val="1002"/>
-        </w:numPr>
-      </w:pPr>
-      <w:r>
-        <w:t xml:space="preserve">разрабатываю и согласовываю концепцию;</w:t>
-      </w:r>
-    </w:p>
-    <w:p>
-      <w:pPr>
-        <w:pStyle w:val="Compact"/>
-        <w:numPr>
-          <w:ilvl w:val="0"/>
-          <w:numId w:val="1002"/>
-        </w:numPr>
-      </w:pPr>
-      <w:r>
-        <w:t xml:space="preserve">организую съёмку;</w:t>
-      </w:r>
-    </w:p>
-    <w:p>
-      <w:pPr>
-        <w:pStyle w:val="Compact"/>
-        <w:numPr>
-          <w:ilvl w:val="0"/>
-          <w:numId w:val="1002"/>
-        </w:numPr>
-      </w:pPr>
-      <w:r>
-        <w:t xml:space="preserve">работаю с героями и локациями;</w:t>
-      </w:r>
-    </w:p>
-    <w:p>
-      <w:pPr>
-        <w:pStyle w:val="Compact"/>
-        <w:numPr>
-          <w:ilvl w:val="0"/>
-          <w:numId w:val="1002"/>
-        </w:numPr>
-      </w:pPr>
-      <w:r>
-        <w:t xml:space="preserve">снимаю;</w:t>
-      </w:r>
-    </w:p>
-    <w:p>
-      <w:pPr>
-        <w:pStyle w:val="Compact"/>
-        <w:numPr>
-          <w:ilvl w:val="0"/>
-          <w:numId w:val="1002"/>
-        </w:numPr>
-      </w:pPr>
-      <w:r>
-        <w:t xml:space="preserve">монтирую и выполняю постобработку.</w:t>
+        <w:t xml:space="preserve">Стажировка / работа в сфере производства видеоконтента.</w:t>
       </w:r>
     </w:p>
     <w:bookmarkEnd w:id="11"/>
@@ -187,13 +104,13 @@
         <w:t xml:space="preserve">Опыт</w:t>
       </w:r>
     </w:p>
-    <w:bookmarkStart w:id="12" w:name="видеограф-и-монтажёр-частная-практика"/>
+    <w:bookmarkStart w:id="12" w:name="видеограф-монтажёр-частная-практика"/>
     <w:p>
       <w:pPr>
         <w:pStyle w:val="Heading3"/>
       </w:pPr>
       <w:r>
-        <w:t xml:space="preserve">Видеограф и монтажёр, частная практика</w:t>
+        <w:t xml:space="preserve">Видеограф / Монтажёр — частная практика</w:t>
       </w:r>
     </w:p>
     <w:p>
@@ -201,7 +118,103 @@
         <w:pStyle w:val="FirstParagraph"/>
       </w:pPr>
       <w:r>
-        <w:t xml:space="preserve">2023 — настоящее время</w:t>
+        <w:t xml:space="preserve">2023 – настоящее время</w:t>
+      </w:r>
+    </w:p>
+    <w:p>
+      <w:pPr>
+        <w:pStyle w:val="BodyText"/>
+      </w:pPr>
+      <w:r>
+        <w:t xml:space="preserve">Съёмка и монтаж коммерческого и авторского видеоконтента для частных клиентов, спортсменов, блогеров и коммерческих структур.</w:t>
+      </w:r>
+    </w:p>
+    <w:p>
+      <w:pPr>
+        <w:pStyle w:val="BodyText"/>
+      </w:pPr>
+      <w:r>
+        <w:t xml:space="preserve">Полный цикл работы над проектом — от идеи до готового результата:</w:t>
+      </w:r>
+    </w:p>
+    <w:p>
+      <w:pPr>
+        <w:pStyle w:val="Compact"/>
+        <w:numPr>
+          <w:ilvl w:val="0"/>
+          <w:numId w:val="1002"/>
+        </w:numPr>
+      </w:pPr>
+      <w:r>
+        <w:t xml:space="preserve">Понимание потребностей заказчика</w:t>
+      </w:r>
+    </w:p>
+    <w:p>
+      <w:pPr>
+        <w:pStyle w:val="Compact"/>
+        <w:numPr>
+          <w:ilvl w:val="0"/>
+          <w:numId w:val="1002"/>
+        </w:numPr>
+      </w:pPr>
+      <w:r>
+        <w:t xml:space="preserve">Разработка общей концепции проекта</w:t>
+      </w:r>
+    </w:p>
+    <w:p>
+      <w:pPr>
+        <w:pStyle w:val="Compact"/>
+        <w:numPr>
+          <w:ilvl w:val="0"/>
+          <w:numId w:val="1002"/>
+        </w:numPr>
+      </w:pPr>
+      <w:r>
+        <w:t xml:space="preserve">Детальная проработка сценария и раскадровки</w:t>
+      </w:r>
+    </w:p>
+    <w:p>
+      <w:pPr>
+        <w:pStyle w:val="Compact"/>
+        <w:numPr>
+          <w:ilvl w:val="0"/>
+          <w:numId w:val="1002"/>
+        </w:numPr>
+      </w:pPr>
+      <w:r>
+        <w:t xml:space="preserve">Подготовка и организация съёмочного процесса</w:t>
+      </w:r>
+    </w:p>
+    <w:p>
+      <w:pPr>
+        <w:pStyle w:val="Compact"/>
+        <w:numPr>
+          <w:ilvl w:val="0"/>
+          <w:numId w:val="1002"/>
+        </w:numPr>
+      </w:pPr>
+      <w:r>
+        <w:t xml:space="preserve">Съёмка</w:t>
+      </w:r>
+    </w:p>
+    <w:p>
+      <w:pPr>
+        <w:pStyle w:val="Compact"/>
+        <w:numPr>
+          <w:ilvl w:val="0"/>
+          <w:numId w:val="1002"/>
+        </w:numPr>
+      </w:pPr>
+      <w:r>
+        <w:t xml:space="preserve">Монтаж и финальная обработка</w:t>
+      </w:r>
+    </w:p>
+    <w:p>
+      <w:pPr>
+        <w:pStyle w:val="FirstParagraph"/>
+      </w:pPr>
+      <w:r>
+        <w:t xml:space="preserve">Основные направления работы:</w:t>
       </w:r>
     </w:p>
     <w:p>
@@ -213,7 +226,7 @@
         </w:numPr>
       </w:pPr>
       <w:r>
-        <w:t xml:space="preserve">Съёмка и монтаж коммерческого и авторского видеоконтента.</w:t>
+        <w:t xml:space="preserve">Свадьбы</w:t>
       </w:r>
     </w:p>
     <w:p>
@@ -225,7 +238,7 @@
         </w:numPr>
       </w:pPr>
       <w:r>
-        <w:t xml:space="preserve">Работа с частными клиентами, спортсменами, блогерами и локальными проектами.</w:t>
+        <w:t xml:space="preserve">Детские праздники</w:t>
       </w:r>
     </w:p>
     <w:p>
@@ -237,7 +250,7 @@
         </w:numPr>
       </w:pPr>
       <w:r>
-        <w:t xml:space="preserve">Короткие вертикальные видео (Reels, Shorts) и длинные горизонтальные ролики.</w:t>
+        <w:t xml:space="preserve">Корпоративы</w:t>
       </w:r>
     </w:p>
     <w:p>
@@ -249,7 +262,7 @@
         </w:numPr>
       </w:pPr>
       <w:r>
-        <w:t xml:space="preserve">Полный цикл: коммуникация с заказчиком, разработка идеи, подготовка и организация съёмки, съёмка, монтаж и финальная обработка.</w:t>
+        <w:t xml:space="preserve">Спорт и фитнес</w:t>
       </w:r>
     </w:p>
     <w:p>
@@ -261,18 +274,74 @@
         </w:numPr>
       </w:pPr>
       <w:r>
-        <w:t xml:space="preserve">Самостоятельная организация съёмочного процесса и работа с героями.</w:t>
+        <w:t xml:space="preserve">Автомобильный видеоконтент</w:t>
       </w:r>
     </w:p>
     <w:bookmarkEnd w:id="12"/>
     <w:bookmarkEnd w:id="13"/>
-    <w:bookmarkStart w:id="14" w:name="основные-проекты"/>
+    <w:bookmarkStart w:id="15" w:name="образование"/>
     <w:p>
       <w:pPr>
         <w:pStyle w:val="Heading2"/>
       </w:pPr>
       <w:r>
-        <w:t xml:space="preserve">Основные проекты</w:t>
+        <w:t xml:space="preserve">Образование</w:t>
+      </w:r>
+    </w:p>
+    <w:bookmarkStart w:id="14" w:name="рэу-им.-г.-в.-плеханова"/>
+    <w:p>
+      <w:pPr>
+        <w:pStyle w:val="Heading3"/>
+      </w:pPr>
+      <w:r>
+        <w:t xml:space="preserve">РЭУ им. Г. В. Плеханова</w:t>
+      </w:r>
+    </w:p>
+    <w:p>
+      <w:pPr>
+        <w:pStyle w:val="FirstParagraph"/>
+      </w:pPr>
+      <w:r>
+        <w:t xml:space="preserve">2025 – 2029</w:t>
+      </w:r>
+    </w:p>
+    <w:p>
+      <w:pPr>
+        <w:pStyle w:val="BodyText"/>
+      </w:pPr>
+      <w:r>
+        <w:t xml:space="preserve">Программа «Медиакоммуникации».</w:t>
+      </w:r>
+    </w:p>
+    <w:p>
+      <w:pPr>
+        <w:pStyle w:val="BodyText"/>
+      </w:pPr>
+      <w:r>
+        <w:t xml:space="preserve">Направление «Продюсирование в кино и медиа».</w:t>
+      </w:r>
+    </w:p>
+    <w:p>
+      <w:pPr>
+        <w:pStyle w:val="BodyText"/>
+      </w:pPr>
+      <w:r>
+        <w:rPr>
+          <w:i/>
+          <w:iCs/>
+        </w:rPr>
+        <w:t xml:space="preserve">Самостоятельно изучаю учебники по теории кинематографии, операторскому искусству, постановке света и монтажу.</w:t>
+      </w:r>
+    </w:p>
+    <w:bookmarkEnd w:id="14"/>
+    <w:bookmarkEnd w:id="15"/>
+    <w:bookmarkStart w:id="16" w:name="навыки"/>
+    <w:p>
+      <w:pPr>
+        <w:pStyle w:val="Heading2"/>
+      </w:pPr>
+      <w:r>
+        <w:t xml:space="preserve">Навыки</w:t>
       </w:r>
     </w:p>
     <w:p>
@@ -284,7 +353,7 @@
         </w:numPr>
       </w:pPr>
       <w:r>
-        <w:t xml:space="preserve">Вертикальные видео для Александры Деевой, мастера спорта по фигурному катанию.</w:t>
+        <w:t xml:space="preserve">Разработка концепции, сценария, раскадровки</w:t>
       </w:r>
     </w:p>
     <w:p>
@@ -296,7 +365,7 @@
         </w:numPr>
       </w:pPr>
       <w:r>
-        <w:t xml:space="preserve">Фитнес-контент совместно с тренером: идея, организация съёмки, работа с героем, съёмка и монтаж.</w:t>
+        <w:t xml:space="preserve">Подготовка и организация съёмок</w:t>
       </w:r>
     </w:p>
     <w:p>
@@ -308,7 +377,7 @@
         </w:numPr>
       </w:pPr>
       <w:r>
-        <w:t xml:space="preserve">Спортивный контент с тренером по конному спорту.</w:t>
+        <w:t xml:space="preserve">Работа со светом и стабилизатором</w:t>
       </w:r>
     </w:p>
     <w:p>
@@ -320,207 +389,20 @@
         </w:numPr>
       </w:pPr>
       <w:r>
-        <w:t xml:space="preserve">Автомобильный видеоконтент.</w:t>
-      </w:r>
-    </w:p>
-    <w:p>
-      <w:pPr>
-        <w:pStyle w:val="Compact"/>
-        <w:numPr>
-          <w:ilvl w:val="0"/>
-          <w:numId w:val="1004"/>
-        </w:numPr>
-      </w:pPr>
-      <w:r>
-        <w:t xml:space="preserve">Съёмка и монтаж свадьбы.</w:t>
-      </w:r>
-    </w:p>
-    <w:p>
-      <w:pPr>
-        <w:pStyle w:val="Compact"/>
-        <w:numPr>
-          <w:ilvl w:val="0"/>
-          <w:numId w:val="1004"/>
-        </w:numPr>
-      </w:pPr>
-      <w:r>
-        <w:t xml:space="preserve">Длинные ролики на заказ для частных клиентов.</w:t>
-      </w:r>
-    </w:p>
-    <w:p>
-      <w:pPr>
-        <w:pStyle w:val="Compact"/>
-        <w:numPr>
-          <w:ilvl w:val="0"/>
-          <w:numId w:val="1004"/>
-        </w:numPr>
-      </w:pPr>
-      <w:r>
-        <w:t xml:space="preserve">Контент для локальных заведений, брендов и социальных сетей.</w:t>
-      </w:r>
-    </w:p>
-    <w:bookmarkEnd w:id="14"/>
-    <w:bookmarkStart w:id="15" w:name="продюсерские-навыки"/>
-    <w:p>
-      <w:pPr>
-        <w:pStyle w:val="Heading2"/>
-      </w:pPr>
-      <w:r>
-        <w:t xml:space="preserve">Продюсерские навыки</w:t>
-      </w:r>
-    </w:p>
-    <w:p>
-      <w:pPr>
-        <w:pStyle w:val="Compact"/>
-        <w:numPr>
-          <w:ilvl w:val="0"/>
-          <w:numId w:val="1005"/>
-        </w:numPr>
-      </w:pPr>
-      <w:r>
-        <w:t xml:space="preserve">Разработка концепции проекта</w:t>
-      </w:r>
-    </w:p>
-    <w:p>
-      <w:pPr>
-        <w:pStyle w:val="Compact"/>
-        <w:numPr>
-          <w:ilvl w:val="0"/>
-          <w:numId w:val="1005"/>
-        </w:numPr>
-      </w:pPr>
-      <w:r>
-        <w:t xml:space="preserve">Поиск героев и коммуникация с заказчиками</w:t>
-      </w:r>
-    </w:p>
-    <w:p>
-      <w:pPr>
-        <w:pStyle w:val="Compact"/>
-        <w:numPr>
-          <w:ilvl w:val="0"/>
-          <w:numId w:val="1005"/>
-        </w:numPr>
-      </w:pPr>
-      <w:r>
-        <w:t xml:space="preserve">Подготовка и организация съёмок, работа с локациями</w:t>
-      </w:r>
-    </w:p>
-    <w:p>
-      <w:pPr>
-        <w:pStyle w:val="Compact"/>
-        <w:numPr>
-          <w:ilvl w:val="0"/>
-          <w:numId w:val="1005"/>
-        </w:numPr>
-      </w:pPr>
-      <w:r>
-        <w:t xml:space="preserve">Планирование съёмочного процесса и тайминга</w:t>
-      </w:r>
-    </w:p>
-    <w:p>
-      <w:pPr>
-        <w:pStyle w:val="Compact"/>
-        <w:numPr>
-          <w:ilvl w:val="0"/>
-          <w:numId w:val="1005"/>
-        </w:numPr>
-      </w:pPr>
-      <w:r>
-        <w:t xml:space="preserve">Взаимодействие с участниками съёмки и решение организационных вопросов на площадке</w:t>
-      </w:r>
-    </w:p>
-    <w:p>
-      <w:pPr>
-        <w:pStyle w:val="Compact"/>
-        <w:numPr>
-          <w:ilvl w:val="0"/>
-          <w:numId w:val="1005"/>
-        </w:numPr>
-      </w:pPr>
-      <w:r>
-        <w:t xml:space="preserve">Ведение проекта от идеи до готового результата</w:t>
-      </w:r>
-    </w:p>
-    <w:bookmarkEnd w:id="15"/>
-    <w:bookmarkStart w:id="16" w:name="съёмка-и-монтаж"/>
-    <w:p>
-      <w:pPr>
-        <w:pStyle w:val="Heading2"/>
-      </w:pPr>
-      <w:r>
-        <w:t xml:space="preserve">Съёмка и монтаж</w:t>
-      </w:r>
-    </w:p>
-    <w:p>
-      <w:pPr>
-        <w:pStyle w:val="Compact"/>
-        <w:numPr>
-          <w:ilvl w:val="0"/>
-          <w:numId w:val="1006"/>
-        </w:numPr>
-      </w:pPr>
-      <w:r>
-        <w:t xml:space="preserve">Видеосъёмка, вертикальный и горизонтальный формат</w:t>
-      </w:r>
-    </w:p>
-    <w:p>
-      <w:pPr>
-        <w:pStyle w:val="Compact"/>
-        <w:numPr>
-          <w:ilvl w:val="0"/>
-          <w:numId w:val="1006"/>
-        </w:numPr>
-      </w:pPr>
-      <w:r>
-        <w:t xml:space="preserve">Монтаж и постобработка в DaVinci Resolve</w:t>
-      </w:r>
-    </w:p>
-    <w:p>
-      <w:pPr>
-        <w:pStyle w:val="Compact"/>
-        <w:numPr>
-          <w:ilvl w:val="0"/>
-          <w:numId w:val="1006"/>
-        </w:numPr>
-      </w:pPr>
-      <w:r>
-        <w:t xml:space="preserve">Цветокоррекция</w:t>
-      </w:r>
-    </w:p>
-    <w:p>
-      <w:pPr>
-        <w:pStyle w:val="Compact"/>
-        <w:numPr>
-          <w:ilvl w:val="0"/>
-          <w:numId w:val="1006"/>
-        </w:numPr>
-      </w:pPr>
-      <w:r>
-        <w:t xml:space="preserve">Работа со звуком</w:t>
-      </w:r>
-    </w:p>
-    <w:p>
-      <w:pPr>
-        <w:pStyle w:val="Compact"/>
-        <w:numPr>
-          <w:ilvl w:val="0"/>
-          <w:numId w:val="1006"/>
-        </w:numPr>
-      </w:pPr>
-      <w:r>
-        <w:t xml:space="preserve">Маски и хромакей</w:t>
-      </w:r>
-    </w:p>
-    <w:p>
-      <w:pPr>
-        <w:pStyle w:val="Compact"/>
-        <w:numPr>
-          <w:ilvl w:val="0"/>
-          <w:numId w:val="1006"/>
-        </w:numPr>
-      </w:pPr>
-      <w:r>
-        <w:t xml:space="preserve">Свет и стабилизатор</w:t>
+        <w:t xml:space="preserve">Монтаж и постобработка в</w:t>
+      </w:r>
+      <w:r>
+        <w:t xml:space="preserve"> </w:t>
+      </w:r>
+      <w:r>
+        <w:rPr>
+          <w:b/>
+          <w:bCs/>
+        </w:rPr>
+        <w:t xml:space="preserve">DaVinci Resolve</w:t>
+      </w:r>
+      <w:r>
+        <w:t xml:space="preserve">: работа с масками и хромакеем, цветокоррекция, звук</w:t>
       </w:r>
     </w:p>
     <w:bookmarkEnd w:id="16"/>
@@ -535,69 +417,120 @@
     </w:p>
     <w:p>
       <w:pPr>
-        <w:pStyle w:val="DefinitionTerm"/>
-      </w:pPr>
-      <w:r>
-        <w:t xml:space="preserve">Камера</w:t>
-      </w:r>
-    </w:p>
-    <w:p>
-      <w:pPr>
-        <w:pStyle w:val="Definition"/>
-      </w:pPr>
-      <w:r>
-        <w:t xml:space="preserve">Sony ZV-E10 II</w:t>
-      </w:r>
-    </w:p>
-    <w:p>
-      <w:pPr>
-        <w:pStyle w:val="DefinitionTerm"/>
-      </w:pPr>
-      <w:r>
-        <w:t xml:space="preserve">Объектив</w:t>
-      </w:r>
-    </w:p>
-    <w:p>
-      <w:pPr>
-        <w:pStyle w:val="Definition"/>
-      </w:pPr>
-      <w:r>
-        <w:t xml:space="preserve">Sigma 18–50mm f/2.8</w:t>
-      </w:r>
-    </w:p>
-    <w:p>
-      <w:pPr>
-        <w:pStyle w:val="DefinitionTerm"/>
-      </w:pPr>
-      <w:r>
-        <w:t xml:space="preserve">Стабилизатор</w:t>
-      </w:r>
-    </w:p>
-    <w:p>
-      <w:pPr>
-        <w:pStyle w:val="Definition"/>
-      </w:pPr>
-      <w:r>
-        <w:t xml:space="preserve">DJI RS 4 Mini</w:t>
+        <w:pStyle w:val="Compact"/>
+        <w:numPr>
+          <w:ilvl w:val="0"/>
+          <w:numId w:val="1005"/>
+        </w:numPr>
+      </w:pPr>
+      <w:r>
+        <w:t xml:space="preserve">Камера: Sony ZV-E10 II</w:t>
+      </w:r>
+    </w:p>
+    <w:p>
+      <w:pPr>
+        <w:pStyle w:val="Compact"/>
+        <w:numPr>
+          <w:ilvl w:val="0"/>
+          <w:numId w:val="1005"/>
+        </w:numPr>
+      </w:pPr>
+      <w:r>
+        <w:t xml:space="preserve">Объектив: Sigma 18–50mm f/2.8</w:t>
+      </w:r>
+    </w:p>
+    <w:p>
+      <w:pPr>
+        <w:pStyle w:val="Compact"/>
+        <w:numPr>
+          <w:ilvl w:val="0"/>
+          <w:numId w:val="1005"/>
+        </w:numPr>
+      </w:pPr>
+      <w:r>
+        <w:t xml:space="preserve">Стабилизатор: DJI RS 4 Mini</w:t>
+      </w:r>
+    </w:p>
+    <w:p>
+      <w:pPr>
+        <w:pStyle w:val="Compact"/>
+        <w:numPr>
+          <w:ilvl w:val="0"/>
+          <w:numId w:val="1005"/>
+        </w:numPr>
+      </w:pPr>
+      <w:r>
+        <w:t xml:space="preserve">Микрофоны: DJI Mic mini 2/3</w:t>
+      </w:r>
+    </w:p>
+    <w:p>
+      <w:pPr>
+        <w:pStyle w:val="Compact"/>
+        <w:numPr>
+          <w:ilvl w:val="0"/>
+          <w:numId w:val="1005"/>
+        </w:numPr>
+      </w:pPr>
+      <w:r>
+        <w:t xml:space="preserve">Монитор: Feelworld F 5 Pro X</w:t>
       </w:r>
     </w:p>
     <w:bookmarkEnd w:id="17"/>
-    <w:bookmarkStart w:id="19" w:name="образование"/>
+    <w:bookmarkStart w:id="18" w:name="спорт"/>
     <w:p>
       <w:pPr>
         <w:pStyle w:val="Heading2"/>
       </w:pPr>
       <w:r>
-        <w:t xml:space="preserve">Образование</w:t>
-      </w:r>
-    </w:p>
-    <w:bookmarkStart w:id="18" w:name="рэу-им.-г.-в.-плеханова"/>
-    <w:p>
-      <w:pPr>
-        <w:pStyle w:val="Heading3"/>
-      </w:pPr>
-      <w:r>
-        <w:t xml:space="preserve">РЭУ им. Г. В. Плеханова</w:t>
+        <w:t xml:space="preserve">Спорт</w:t>
+      </w:r>
+    </w:p>
+    <w:p>
+      <w:pPr>
+        <w:pStyle w:val="Compact"/>
+        <w:numPr>
+          <w:ilvl w:val="0"/>
+          <w:numId w:val="1006"/>
+        </w:numPr>
+      </w:pPr>
+      <w:r>
+        <w:t xml:space="preserve">Чемпион Москвы по хоккею</w:t>
+      </w:r>
+    </w:p>
+    <w:p>
+      <w:pPr>
+        <w:pStyle w:val="Compact"/>
+        <w:numPr>
+          <w:ilvl w:val="0"/>
+          <w:numId w:val="1006"/>
+        </w:numPr>
+      </w:pPr>
+      <w:r>
+        <w:t xml:space="preserve">Бронзовый призёр чемпионата Московской области по хоккею</w:t>
+      </w:r>
+    </w:p>
+    <w:p>
+      <w:pPr>
+        <w:pStyle w:val="Compact"/>
+        <w:numPr>
+          <w:ilvl w:val="0"/>
+          <w:numId w:val="1006"/>
+        </w:numPr>
+      </w:pPr>
+      <w:r>
+        <w:t xml:space="preserve">Финишер Московского марафона</w:t>
+      </w:r>
+    </w:p>
+    <w:p>
+      <w:pPr>
+        <w:pStyle w:val="Compact"/>
+        <w:numPr>
+          <w:ilvl w:val="0"/>
+          <w:numId w:val="1006"/>
+        </w:numPr>
+      </w:pPr>
+      <w:r>
+        <w:t xml:space="preserve">13 лет занятий хоккеем</w:t>
       </w:r>
     </w:p>
     <w:p>
@@ -605,112 +538,33 @@
         <w:pStyle w:val="FirstParagraph"/>
       </w:pPr>
       <w:r>
-        <w:t xml:space="preserve">2025 — настоящее время</w:t>
-      </w:r>
-    </w:p>
-    <w:p>
-      <w:pPr>
-        <w:pStyle w:val="BodyText"/>
-      </w:pPr>
-      <w:r>
-        <w:t xml:space="preserve">Программа «Медиакоммуникации», направление «Продюсирование в кино и медиа», 2 курс.</w:t>
-      </w:r>
-    </w:p>
-    <w:p>
-      <w:pPr>
-        <w:pStyle w:val="BodyText"/>
-      </w:pPr>
-      <w:r>
-        <w:t xml:space="preserve">Самостоятельно изучаю теорию кинематографа, операторское искусство, постановку света и монтаж.</w:t>
+        <w:rPr>
+          <w:i/>
+          <w:iCs/>
+        </w:rPr>
+        <w:t xml:space="preserve">Многолетний спортивный опыт сформировал дисциплину, командное мышление, стрессоустойчивость и способность системно работать на результат.</w:t>
       </w:r>
     </w:p>
     <w:bookmarkEnd w:id="18"/>
+    <w:bookmarkStart w:id="19" w:name="качества"/>
+    <w:p>
+      <w:pPr>
+        <w:pStyle w:val="Heading2"/>
+      </w:pPr>
+      <w:r>
+        <w:t xml:space="preserve">Качества</w:t>
+      </w:r>
+    </w:p>
+    <w:p>
+      <w:pPr>
+        <w:pStyle w:val="FirstParagraph"/>
+      </w:pPr>
+      <w:r>
+        <w:t xml:space="preserve">Коммуникабельность · инициативность · ответственность · дисциплина · стрессоустойчивость · умение работать в команде и доводить начатые проекты до результата</w:t>
+      </w:r>
+    </w:p>
     <w:bookmarkEnd w:id="19"/>
-    <w:bookmarkStart w:id="20" w:name="спорт"/>
-    <w:p>
-      <w:pPr>
-        <w:pStyle w:val="Heading2"/>
-      </w:pPr>
-      <w:r>
-        <w:t xml:space="preserve">Спорт</w:t>
-      </w:r>
-    </w:p>
-    <w:p>
-      <w:pPr>
-        <w:pStyle w:val="Compact"/>
-        <w:numPr>
-          <w:ilvl w:val="0"/>
-          <w:numId w:val="1007"/>
-        </w:numPr>
-      </w:pPr>
-      <w:r>
-        <w:t xml:space="preserve">Чемпион Москвы по хоккею (2024)</w:t>
-      </w:r>
-    </w:p>
-    <w:p>
-      <w:pPr>
-        <w:pStyle w:val="Compact"/>
-        <w:numPr>
-          <w:ilvl w:val="0"/>
-          <w:numId w:val="1007"/>
-        </w:numPr>
-      </w:pPr>
-      <w:r>
-        <w:t xml:space="preserve">Бронзовый призёр чемпионата Московской области по хоккею (2025)</w:t>
-      </w:r>
-    </w:p>
-    <w:p>
-      <w:pPr>
-        <w:pStyle w:val="Compact"/>
-        <w:numPr>
-          <w:ilvl w:val="0"/>
-          <w:numId w:val="1007"/>
-        </w:numPr>
-      </w:pPr>
-      <w:r>
-        <w:t xml:space="preserve">Финишер Московского марафона, 42,2 км (2026)</w:t>
-      </w:r>
-    </w:p>
-    <w:p>
-      <w:pPr>
-        <w:pStyle w:val="Compact"/>
-        <w:numPr>
-          <w:ilvl w:val="0"/>
-          <w:numId w:val="1007"/>
-        </w:numPr>
-      </w:pPr>
-      <w:r>
-        <w:t xml:space="preserve">13 лет в хоккее, с 6 лет</w:t>
-      </w:r>
-    </w:p>
-    <w:p>
-      <w:pPr>
-        <w:pStyle w:val="FirstParagraph"/>
-      </w:pPr>
-      <w:r>
-        <w:t xml:space="preserve">Спорт научил дисциплине, командной работе и умению держать нагрузку до результата.</w:t>
-      </w:r>
-    </w:p>
     <w:bookmarkEnd w:id="20"/>
-    <w:bookmarkStart w:id="21" w:name="личные-качества"/>
-    <w:p>
-      <w:pPr>
-        <w:pStyle w:val="Heading2"/>
-      </w:pPr>
-      <w:r>
-        <w:t xml:space="preserve">Личные качества</w:t>
-      </w:r>
-    </w:p>
-    <w:p>
-      <w:pPr>
-        <w:pStyle w:val="FirstParagraph"/>
-      </w:pPr>
-      <w:r>
-        <w:t xml:space="preserve">Коммуникабельность, инициативность, ответственность, стрессоустойчивость, работа в команде, умение доводить проекты до конца.</w:t>
-      </w:r>
-    </w:p>
-    <w:bookmarkEnd w:id="21"/>
-    <w:bookmarkEnd w:id="22"/>
     <w:sectPr>
       <w:footnotePr>
         <w:numRestart w:val="eachSect"/>
@@ -924,6 +778,91 @@
       </w:rPr>
     </w:lvl>
   </w:abstractNum>
+  <w:abstractNum w:abstractNumId="99411">
+    <w:nsid w:val="00A99411"/>
+    <w:multiLevelType w:val="multilevel"/>
+    <w:lvl w:ilvl="0">
+      <w:start w:val="1"/>
+      <w:numFmt w:val="decimal"/>
+      <w:lvlText w:val="%1."/>
+      <w:lvlJc w:val="left"/>
+      <w:pPr>
+        <w:ind w:left="720" w:hanging="360"/>
+      </w:pPr>
+    </w:lvl>
+    <w:lvl w:ilvl="1">
+      <w:start w:val="1"/>
+      <w:numFmt w:val="decimal"/>
+      <w:lvlText w:val="%2."/>
+      <w:lvlJc w:val="left"/>
+      <w:pPr>
+        <w:ind w:left="1440" w:hanging="360"/>
+      </w:pPr>
+    </w:lvl>
+    <w:lvl w:ilvl="2">
+      <w:start w:val="1"/>
+      <w:numFmt w:val="decimal"/>
+      <w:lvlText w:val="%3."/>
+      <w:lvlJc w:val="left"/>
+      <w:pPr>
+        <w:ind w:left="2160" w:hanging="360"/>
+      </w:pPr>
+    </w:lvl>
+    <w:lvl w:ilvl="3">
+      <w:start w:val="1"/>
+      <w:numFmt w:val="decimal"/>
+      <w:lvlText w:val="%4."/>
+      <w:lvlJc w:val="left"/>
+      <w:pPr>
+        <w:ind w:left="2880" w:hanging="360"/>
+      </w:pPr>
+    </w:lvl>
+    <w:lvl w:ilvl="4">
+      <w:start w:val="1"/>
+      <w:numFmt w:val="decimal"/>
+      <w:lvlText w:val="%5."/>
+      <w:lvlJc w:val="left"/>
+      <w:pPr>
+        <w:ind w:left="3600" w:hanging="360"/>
+      </w:pPr>
+    </w:lvl>
+    <w:lvl w:ilvl="5">
+      <w:start w:val="1"/>
+      <w:numFmt w:val="decimal"/>
+      <w:lvlText w:val="%6."/>
+      <w:lvlJc w:val="left"/>
+      <w:pPr>
+        <w:ind w:left="4320" w:hanging="360"/>
+      </w:pPr>
+    </w:lvl>
+    <w:lvl w:ilvl="6">
+      <w:start w:val="1"/>
+      <w:numFmt w:val="decimal"/>
+      <w:lvlText w:val="%7."/>
+      <w:lvlJc w:val="left"/>
+      <w:pPr>
+        <w:ind w:left="5040" w:hanging="360"/>
+      </w:pPr>
+    </w:lvl>
+    <w:lvl w:ilvl="7">
+      <w:start w:val="1"/>
+      <w:numFmt w:val="decimal"/>
+      <w:lvlText w:val="%8."/>
+      <w:lvlJc w:val="left"/>
+      <w:pPr>
+        <w:ind w:left="5760" w:hanging="360"/>
+      </w:pPr>
+    </w:lvl>
+    <w:lvl w:ilvl="8">
+      <w:start w:val="1"/>
+      <w:numFmt w:val="decimal"/>
+      <w:lvlText w:val="%9."/>
+      <w:lvlJc w:val="left"/>
+      <w:pPr>
+        <w:ind w:left="6480" w:hanging="360"/>
+      </w:pPr>
+    </w:lvl>
+  </w:abstractNum>
   <w:num w:numId="1000">
     <w:abstractNumId w:val="990"/>
   </w:num>
@@ -931,7 +870,34 @@
     <w:abstractNumId w:val="991"/>
   </w:num>
   <w:num w:numId="1002">
-    <w:abstractNumId w:val="991"/>
+    <w:abstractNumId w:val="99411"/>
+    <w:lvlOverride w:ilvl="0">
+      <w:startOverride w:val="1"/>
+    </w:lvlOverride>
+    <w:lvlOverride w:ilvl="1">
+      <w:startOverride w:val="1"/>
+    </w:lvlOverride>
+    <w:lvlOverride w:ilvl="2">
+      <w:startOverride w:val="1"/>
+    </w:lvlOverride>
+    <w:lvlOverride w:ilvl="3">
+      <w:startOverride w:val="1"/>
+    </w:lvlOverride>
+    <w:lvlOverride w:ilvl="4">
+      <w:startOverride w:val="1"/>
+    </w:lvlOverride>
+    <w:lvlOverride w:ilvl="5">
+      <w:startOverride w:val="1"/>
+    </w:lvlOverride>
+    <w:lvlOverride w:ilvl="6">
+      <w:startOverride w:val="1"/>
+    </w:lvlOverride>
+    <w:lvlOverride w:ilvl="7">
+      <w:startOverride w:val="1"/>
+    </w:lvlOverride>
+    <w:lvlOverride w:ilvl="8">
+      <w:startOverride w:val="1"/>
+    </w:lvlOverride>
   </w:num>
   <w:num w:numId="1003">
     <w:abstractNumId w:val="991"/>
@@ -943,9 +909,6 @@
     <w:abstractNumId w:val="991"/>
   </w:num>
   <w:num w:numId="1006">
-    <w:abstractNumId w:val="991"/>
-  </w:num>
-  <w:num w:numId="1007">
     <w:abstractNumId w:val="991"/>
   </w:num>
 </w:numbering>
